--- a/module-1/assignment-3/brock_mod_1_csd440.docx
+++ b/module-1/assignment-3/brock_mod_1_csd440.docx
@@ -7,6 +7,9 @@
         <w:jc w:val="center"/>
       </w:pPr>
       <w:r>
+        <w:rPr>
+          <w:noProof/>
+        </w:rPr>
         <w:drawing>
           <wp:inline distT="0" distB="0" distL="0" distR="0" wp14:anchorId="6DB7E5BB" wp14:editId="7D8764B9">
             <wp:extent cx="4730201" cy="3067050"/>
@@ -44,6 +47,9 @@
         </w:drawing>
       </w:r>
       <w:r>
+        <w:rPr>
+          <w:noProof/>
+        </w:rPr>
         <w:drawing>
           <wp:inline distT="0" distB="0" distL="0" distR="0" wp14:anchorId="6EF45AF0" wp14:editId="6ACD9309">
             <wp:extent cx="2766236" cy="3114675"/>
@@ -82,10 +88,10 @@
       </w:r>
       <w:r>
         <w:drawing>
-          <wp:inline distT="0" distB="0" distL="0" distR="0" wp14:anchorId="3C54C473" wp14:editId="4E656079">
-            <wp:extent cx="3381375" cy="1339910"/>
-            <wp:effectExtent l="0" t="0" r="0" b="0"/>
-            <wp:docPr id="206256736" name="Picture 1"/>
+          <wp:inline distT="0" distB="0" distL="0" distR="0" wp14:anchorId="10071CB6" wp14:editId="5EB482E6">
+            <wp:extent cx="3848100" cy="1309012"/>
+            <wp:effectExtent l="0" t="0" r="0" b="5715"/>
+            <wp:docPr id="1338353" name="Picture 1"/>
             <wp:cNvGraphicFramePr>
               <a:graphicFrameLocks xmlns:a="http://schemas.openxmlformats.org/drawingml/2006/main" noChangeAspect="1"/>
             </wp:cNvGraphicFramePr>
@@ -93,7 +99,7 @@
               <a:graphicData uri="http://schemas.openxmlformats.org/drawingml/2006/picture">
                 <pic:pic xmlns:pic="http://schemas.openxmlformats.org/drawingml/2006/picture">
                   <pic:nvPicPr>
-                    <pic:cNvPr id="206256736" name=""/>
+                    <pic:cNvPr id="1338353" name=""/>
                     <pic:cNvPicPr/>
                   </pic:nvPicPr>
                   <pic:blipFill>
@@ -105,7 +111,7 @@
                   <pic:spPr>
                     <a:xfrm>
                       <a:off x="0" y="0"/>
-                      <a:ext cx="3391884" cy="1344074"/>
+                      <a:ext cx="3860855" cy="1313351"/>
                     </a:xfrm>
                     <a:prstGeom prst="rect">
                       <a:avLst/>
